--- a/Curso_CSharp/Mapas Endpoints/Plan Modulo de Gestion del Gimnasio Permisos.docx
+++ b/Curso_CSharp/Mapas Endpoints/Plan Modulo de Gestion del Gimnasio Permisos.docx
@@ -17,7 +17,7 @@
           <w:sz w:val="24"/>
         </w:rPr>
         <w:drawing>
-          <wp:anchor distT="0" distB="0" distL="114300" distR="114300" simplePos="0" relativeHeight="251658240" behindDoc="0" locked="0" layoutInCell="1" allowOverlap="1" wp14:anchorId="47647070" wp14:editId="4B1B3614">
+          <wp:anchor distT="0" distB="0" distL="114300" distR="114300" simplePos="0" relativeHeight="251658240" behindDoc="0" locked="0" layoutInCell="1" allowOverlap="1" wp14:anchorId="47647070" wp14:editId="7AD01571">
             <wp:simplePos x="0" y="0"/>
             <wp:positionH relativeFrom="margin">
               <wp:posOffset>-960120</wp:posOffset>
@@ -407,14 +407,34 @@
           <w:szCs w:val="24"/>
         </w:rPr>
       </w:pPr>
+      <w:proofErr w:type="spellStart"/>
       <w:r>
         <w:rPr>
           <w:b/>
           <w:sz w:val="24"/>
           <w:szCs w:val="24"/>
         </w:rPr>
-        <w:t>Endpoints previos necesarios para armar cada front</w:t>
-      </w:r>
+        <w:t>Endpoints</w:t>
+      </w:r>
+      <w:proofErr w:type="spellEnd"/>
+      <w:r>
+        <w:rPr>
+          <w:b/>
+          <w:sz w:val="24"/>
+          <w:szCs w:val="24"/>
+        </w:rPr>
+        <w:t xml:space="preserve"> previos necesarios para armar cada </w:t>
+      </w:r>
+      <w:proofErr w:type="spellStart"/>
+      <w:r>
+        <w:rPr>
+          <w:b/>
+          <w:sz w:val="24"/>
+          <w:szCs w:val="24"/>
+        </w:rPr>
+        <w:t>front</w:t>
+      </w:r>
+      <w:proofErr w:type="spellEnd"/>
       <w:r>
         <w:rPr>
           <w:b/>
@@ -442,7 +462,35 @@
         <w:rPr>
           <w:lang w:val="en-US"/>
         </w:rPr>
-        <w:t xml:space="preserve">GET /api/Formulario </w:t>
+        <w:t>GET /</w:t>
+      </w:r>
+      <w:proofErr w:type="spellStart"/>
+      <w:r>
+        <w:rPr>
+          <w:lang w:val="en-US"/>
+        </w:rPr>
+        <w:t>api</w:t>
+      </w:r>
+      <w:proofErr w:type="spellEnd"/>
+      <w:r>
+        <w:rPr>
+          <w:lang w:val="en-US"/>
+        </w:rPr>
+        <w:t>/</w:t>
+      </w:r>
+      <w:proofErr w:type="spellStart"/>
+      <w:r>
+        <w:rPr>
+          <w:lang w:val="en-US"/>
+        </w:rPr>
+        <w:t>Formulario</w:t>
+      </w:r>
+      <w:proofErr w:type="spellEnd"/>
+      <w:r>
+        <w:rPr>
+          <w:lang w:val="en-US"/>
+        </w:rPr>
+        <w:t xml:space="preserve"> </w:t>
       </w:r>
       <w:r>
         <w:sym w:font="Wingdings" w:char="F0E0"/>
@@ -453,18 +501,46 @@
         </w:rPr>
         <w:t xml:space="preserve"> RES: </w:t>
       </w:r>
+      <w:proofErr w:type="spellStart"/>
       <w:r>
         <w:rPr>
           <w:b/>
           <w:bCs/>
           <w:lang w:val="en-US"/>
         </w:rPr>
-        <w:t xml:space="preserve">IEnumerable&lt;FormularioDto&gt; </w:t>
-      </w:r>
+        <w:t>IEnumerable</w:t>
+      </w:r>
+      <w:proofErr w:type="spellEnd"/>
       <w:r>
         <w:rPr>
           <w:b/>
           <w:bCs/>
+          <w:lang w:val="en-US"/>
+        </w:rPr>
+        <w:t>&lt;</w:t>
+      </w:r>
+      <w:proofErr w:type="spellStart"/>
+      <w:r>
+        <w:rPr>
+          <w:b/>
+          <w:bCs/>
+          <w:lang w:val="en-US"/>
+        </w:rPr>
+        <w:t>FormularioDto</w:t>
+      </w:r>
+      <w:proofErr w:type="spellEnd"/>
+      <w:r>
+        <w:rPr>
+          <w:b/>
+          <w:bCs/>
+          <w:lang w:val="en-US"/>
+        </w:rPr>
+        <w:t xml:space="preserve">&gt; </w:t>
+      </w:r>
+      <w:r>
+        <w:rPr>
+          <w:b/>
+          <w:bCs/>
           <w:lang w:val="es-ES"/>
         </w:rPr>
         <w:sym w:font="Wingdings" w:char="F0E0"/>
@@ -473,14 +549,44 @@
         <w:rPr>
           <w:lang w:val="en-US"/>
         </w:rPr>
-        <w:t xml:space="preserve"> Front: Asignar</w:t>
-      </w:r>
+        <w:t xml:space="preserve"> Front: </w:t>
+      </w:r>
+      <w:proofErr w:type="spellStart"/>
       <w:r>
         <w:rPr>
           <w:lang w:val="en-US"/>
         </w:rPr>
-        <w:t xml:space="preserve"> permisos a botones</w:t>
-      </w:r>
+        <w:t>Asignar</w:t>
+      </w:r>
+      <w:proofErr w:type="spellEnd"/>
+      <w:r>
+        <w:rPr>
+          <w:lang w:val="en-US"/>
+        </w:rPr>
+        <w:t xml:space="preserve"> </w:t>
+      </w:r>
+      <w:proofErr w:type="spellStart"/>
+      <w:r>
+        <w:rPr>
+          <w:lang w:val="en-US"/>
+        </w:rPr>
+        <w:t>permisos</w:t>
+      </w:r>
+      <w:proofErr w:type="spellEnd"/>
+      <w:r>
+        <w:rPr>
+          <w:lang w:val="en-US"/>
+        </w:rPr>
+        <w:t xml:space="preserve"> a </w:t>
+      </w:r>
+      <w:proofErr w:type="spellStart"/>
+      <w:r>
+        <w:rPr>
+          <w:lang w:val="en-US"/>
+        </w:rPr>
+        <w:t>botones</w:t>
+      </w:r>
+      <w:proofErr w:type="spellEnd"/>
       <w:r>
         <w:rPr>
           <w:lang w:val="en-US"/>
@@ -748,7 +854,21 @@
         <w:rPr>
           <w:b/>
         </w:rPr>
-        <w:t xml:space="preserve">POST api/Auth/login </w:t>
+        <w:t>POST api/Auth/</w:t>
+      </w:r>
+      <w:proofErr w:type="spellStart"/>
+      <w:r>
+        <w:rPr>
+          <w:b/>
+        </w:rPr>
+        <w:t>login</w:t>
+      </w:r>
+      <w:proofErr w:type="spellEnd"/>
+      <w:r>
+        <w:rPr>
+          <w:b/>
+        </w:rPr>
+        <w:t xml:space="preserve"> </w:t>
       </w:r>
       <w:r>
         <w:rPr>
@@ -758,7 +878,31 @@
         <w:sym w:font="Wingdings" w:char="F0E0"/>
       </w:r>
       <w:r>
-        <w:t xml:space="preserve"> REQ: LoginUsuarioDto, RES: TokenResponseDto (List&lt;string&gt; Permisos</w:t>
+        <w:t xml:space="preserve"> REQ: </w:t>
+      </w:r>
+      <w:proofErr w:type="spellStart"/>
+      <w:r>
+        <w:t>LoginUsuarioDto</w:t>
+      </w:r>
+      <w:proofErr w:type="spellEnd"/>
+      <w:r>
+        <w:t xml:space="preserve">, RES: </w:t>
+      </w:r>
+      <w:proofErr w:type="spellStart"/>
+      <w:r>
+        <w:t>TokenResponseDto</w:t>
+      </w:r>
+      <w:proofErr w:type="spellEnd"/>
+      <w:r>
+        <w:t xml:space="preserve"> (List&lt;</w:t>
+      </w:r>
+      <w:proofErr w:type="spellStart"/>
+      <w:r>
+        <w:t>string</w:t>
+      </w:r>
+      <w:proofErr w:type="spellEnd"/>
+      <w:r>
+        <w:t>&gt; Permisos</w:t>
       </w:r>
       <w:r>
         <w:rPr>
@@ -900,17 +1044,61 @@
           <w:ilvl w:val="0"/>
           <w:numId w:val="6"/>
         </w:numPr>
-        <w:rPr>
-          <w:bCs/>
-          <w:sz w:val="24"/>
-        </w:rPr>
-      </w:pPr>
-      <w:r>
-        <w:rPr>
-          <w:bCs/>
-          <w:sz w:val="24"/>
-        </w:rPr>
-        <w:t>GET api/Permiso</w:t>
+        <w:tabs>
+          <w:tab w:val="left" w:pos="916"/>
+          <w:tab w:val="left" w:pos="1832"/>
+          <w:tab w:val="left" w:pos="2748"/>
+          <w:tab w:val="left" w:pos="3664"/>
+          <w:tab w:val="left" w:pos="4580"/>
+          <w:tab w:val="left" w:pos="5496"/>
+          <w:tab w:val="left" w:pos="6412"/>
+          <w:tab w:val="left" w:pos="7328"/>
+          <w:tab w:val="left" w:pos="8244"/>
+          <w:tab w:val="left" w:pos="9160"/>
+          <w:tab w:val="left" w:pos="10076"/>
+          <w:tab w:val="left" w:pos="10992"/>
+          <w:tab w:val="left" w:pos="11908"/>
+          <w:tab w:val="left" w:pos="12824"/>
+          <w:tab w:val="left" w:pos="13740"/>
+          <w:tab w:val="left" w:pos="14656"/>
+        </w:tabs>
+        <w:spacing w:after="0" w:line="240" w:lineRule="auto"/>
+        <w:rPr>
+          <w:bCs/>
+          <w:sz w:val="24"/>
+        </w:rPr>
+      </w:pPr>
+      <w:r>
+        <w:rPr>
+          <w:rFonts w:ascii="Cascadia Mono" w:eastAsia="Times New Roman" w:hAnsi="Cascadia Mono" w:cs="Courier New"/>
+          <w:color w:val="000000"/>
+          <w:sz w:val="18"/>
+          <w:szCs w:val="18"/>
+          <w:lang w:eastAsia="es-AR"/>
+        </w:rPr>
+        <w:t>[</w:t>
+      </w:r>
+      <w:proofErr w:type="spellStart"/>
+      <w:r>
+        <w:rPr>
+          <w:rFonts w:ascii="Cascadia Mono" w:eastAsia="Times New Roman" w:hAnsi="Cascadia Mono" w:cs="Courier New"/>
+          <w:color w:val="2B91AF"/>
+          <w:sz w:val="18"/>
+          <w:szCs w:val="18"/>
+          <w:lang w:eastAsia="es-AR"/>
+        </w:rPr>
+        <w:t>Authorize</w:t>
+      </w:r>
+      <w:proofErr w:type="spellEnd"/>
+      <w:r>
+        <w:rPr>
+          <w:rFonts w:ascii="Cascadia Mono" w:eastAsia="Times New Roman" w:hAnsi="Cascadia Mono" w:cs="Courier New"/>
+          <w:color w:val="000000"/>
+          <w:sz w:val="18"/>
+          <w:szCs w:val="18"/>
+          <w:lang w:eastAsia="es-AR"/>
+        </w:rPr>
+        <w:t>]</w:t>
       </w:r>
       <w:r>
         <w:rPr>
@@ -924,6 +1112,13 @@
           <w:bCs/>
           <w:sz w:val="24"/>
         </w:rPr>
+        <w:t xml:space="preserve">GET api/Permiso </w:t>
+      </w:r>
+      <w:r>
+        <w:rPr>
+          <w:bCs/>
+          <w:sz w:val="24"/>
+        </w:rPr>
         <w:sym w:font="Wingdings" w:char="F0E0"/>
       </w:r>
       <w:r>
@@ -933,12 +1128,37 @@
         </w:rPr>
         <w:t xml:space="preserve"> RES: </w:t>
       </w:r>
-      <w:r>
-        <w:rPr>
-          <w:bCs/>
-          <w:sz w:val="24"/>
-        </w:rPr>
-        <w:t>IEnumerable&lt;PermisoDto</w:t>
+      <w:proofErr w:type="spellStart"/>
+      <w:r>
+        <w:rPr>
+          <w:bCs/>
+          <w:sz w:val="24"/>
+        </w:rPr>
+        <w:t>IEnumerable</w:t>
+      </w:r>
+      <w:proofErr w:type="spellEnd"/>
+      <w:r>
+        <w:rPr>
+          <w:bCs/>
+          <w:sz w:val="24"/>
+        </w:rPr>
+        <w:t>&lt;</w:t>
+      </w:r>
+      <w:proofErr w:type="spellStart"/>
+      <w:r>
+        <w:rPr>
+          <w:bCs/>
+          <w:sz w:val="24"/>
+        </w:rPr>
+        <w:t>PermisoDto</w:t>
+      </w:r>
+      <w:proofErr w:type="spellEnd"/>
+      <w:r>
+        <w:rPr>
+          <w:bCs/>
+          <w:sz w:val="24"/>
+        </w:rPr>
+        <w:t>&gt;</w:t>
       </w:r>
       <w:r>
         <w:rPr>
@@ -959,22 +1179,17 @@
           <w:bCs/>
           <w:sz w:val="24"/>
         </w:rPr>
-        <w:t xml:space="preserve"> Front: </w:t>
-      </w:r>
-      <w:r>
-        <w:rPr>
-          <w:bCs/>
-          <w:sz w:val="24"/>
-        </w:rPr>
-        <w:t xml:space="preserve">Para </w:t>
-      </w:r>
-      <w:r>
-        <w:rPr>
-          <w:bCs/>
-          <w:sz w:val="24"/>
-        </w:rPr>
-        <w:t>asociar permisos a checkboxes</w:t>
-      </w:r>
+        <w:t xml:space="preserve"> Front: Para asociar permisos a </w:t>
+      </w:r>
+      <w:proofErr w:type="spellStart"/>
+      <w:r>
+        <w:rPr>
+          <w:bCs/>
+          <w:sz w:val="24"/>
+        </w:rPr>
+        <w:t>checkboxes</w:t>
+      </w:r>
+      <w:proofErr w:type="spellEnd"/>
       <w:r>
         <w:rPr>
           <w:bCs/>
@@ -994,7 +1209,23 @@
           <w:bCs/>
           <w:sz w:val="24"/>
         </w:rPr>
-        <w:t xml:space="preserve"> Usuario: Selecciona o deselecciona cada Checkbox para asignar permisos al grupo que está creando o editando.</w:t>
+        <w:t xml:space="preserve"> Usuario: Selecciona o deselecciona cada </w:t>
+      </w:r>
+      <w:proofErr w:type="spellStart"/>
+      <w:r>
+        <w:rPr>
+          <w:bCs/>
+          <w:sz w:val="24"/>
+        </w:rPr>
+        <w:t>Checkbox</w:t>
+      </w:r>
+      <w:proofErr w:type="spellEnd"/>
+      <w:r>
+        <w:rPr>
+          <w:bCs/>
+          <w:sz w:val="24"/>
+        </w:rPr>
+        <w:t xml:space="preserve"> para asignar permisos al grupo que está creando o editando.</w:t>
       </w:r>
       <w:r>
         <w:rPr>
@@ -1045,6 +1276,7 @@
         </w:rPr>
         <w:t xml:space="preserve">REQ: </w:t>
       </w:r>
+      <w:proofErr w:type="spellStart"/>
       <w:r>
         <w:rPr>
           <w:bCs/>
@@ -1052,6 +1284,7 @@
         </w:rPr>
         <w:t>GrupoInsertDto</w:t>
       </w:r>
+      <w:proofErr w:type="spellEnd"/>
       <w:r>
         <w:rPr>
           <w:bCs/>
@@ -1064,7 +1297,23 @@
           <w:bCs/>
           <w:sz w:val="24"/>
         </w:rPr>
-        <w:t xml:space="preserve">RES: GrupoDto </w:t>
+        <w:t xml:space="preserve">RES: </w:t>
+      </w:r>
+      <w:proofErr w:type="spellStart"/>
+      <w:r>
+        <w:rPr>
+          <w:bCs/>
+          <w:sz w:val="24"/>
+        </w:rPr>
+        <w:t>GrupoDto</w:t>
+      </w:r>
+      <w:proofErr w:type="spellEnd"/>
+      <w:r>
+        <w:rPr>
+          <w:bCs/>
+          <w:sz w:val="24"/>
+        </w:rPr>
+        <w:t xml:space="preserve"> </w:t>
       </w:r>
       <w:r>
         <w:sym w:font="Wingdings" w:char="F0E0"/>
@@ -1074,7 +1323,23 @@
           <w:bCs/>
           <w:sz w:val="24"/>
         </w:rPr>
-        <w:t xml:space="preserve"> Front: Formulario para crear un nuevo grupo, con checkboxes para elegir los permisos que va a tener el grupo</w:t>
+        <w:t xml:space="preserve"> Front: Formulario para crear un nuevo grupo, con </w:t>
+      </w:r>
+      <w:proofErr w:type="spellStart"/>
+      <w:r>
+        <w:rPr>
+          <w:bCs/>
+          <w:sz w:val="24"/>
+        </w:rPr>
+        <w:t>checkboxes</w:t>
+      </w:r>
+      <w:proofErr w:type="spellEnd"/>
+      <w:r>
+        <w:rPr>
+          <w:bCs/>
+          <w:sz w:val="24"/>
+        </w:rPr>
+        <w:t xml:space="preserve"> para elegir los permisos que va a tener el grupo</w:t>
       </w:r>
       <w:r>
         <w:rPr>
@@ -1143,7 +1408,23 @@
           <w:bCs/>
           <w:sz w:val="24"/>
         </w:rPr>
-        <w:t>Policy: CrearGrupo.</w:t>
+        <w:t xml:space="preserve">Policy: </w:t>
+      </w:r>
+      <w:proofErr w:type="spellStart"/>
+      <w:r>
+        <w:rPr>
+          <w:bCs/>
+          <w:sz w:val="24"/>
+        </w:rPr>
+        <w:t>CrearGrupo</w:t>
+      </w:r>
+      <w:proofErr w:type="spellEnd"/>
+      <w:r>
+        <w:rPr>
+          <w:bCs/>
+          <w:sz w:val="24"/>
+        </w:rPr>
+        <w:t>.</w:t>
       </w:r>
     </w:p>
     <w:p>
@@ -1153,11 +1434,75 @@
           <w:ilvl w:val="0"/>
           <w:numId w:val="6"/>
         </w:numPr>
-        <w:rPr>
-          <w:bCs/>
-          <w:sz w:val="24"/>
-        </w:rPr>
-      </w:pPr>
+        <w:tabs>
+          <w:tab w:val="left" w:pos="916"/>
+          <w:tab w:val="left" w:pos="1832"/>
+          <w:tab w:val="left" w:pos="2748"/>
+          <w:tab w:val="left" w:pos="3664"/>
+          <w:tab w:val="left" w:pos="4580"/>
+          <w:tab w:val="left" w:pos="5496"/>
+          <w:tab w:val="left" w:pos="6412"/>
+          <w:tab w:val="left" w:pos="7328"/>
+          <w:tab w:val="left" w:pos="8244"/>
+          <w:tab w:val="left" w:pos="9160"/>
+          <w:tab w:val="left" w:pos="10076"/>
+          <w:tab w:val="left" w:pos="10992"/>
+          <w:tab w:val="left" w:pos="11908"/>
+          <w:tab w:val="left" w:pos="12824"/>
+          <w:tab w:val="left" w:pos="13740"/>
+          <w:tab w:val="left" w:pos="14656"/>
+        </w:tabs>
+        <w:spacing w:after="0" w:line="240" w:lineRule="auto"/>
+        <w:rPr>
+          <w:rFonts w:ascii="Cascadia Mono" w:eastAsia="Times New Roman" w:hAnsi="Cascadia Mono" w:cs="Courier New"/>
+          <w:color w:val="000000"/>
+          <w:sz w:val="18"/>
+          <w:szCs w:val="18"/>
+          <w:lang w:eastAsia="es-AR"/>
+        </w:rPr>
+      </w:pPr>
+      <w:r>
+        <w:rPr>
+          <w:rFonts w:ascii="Cascadia Mono" w:eastAsia="Times New Roman" w:hAnsi="Cascadia Mono" w:cs="Courier New"/>
+          <w:color w:val="000000"/>
+          <w:sz w:val="18"/>
+          <w:szCs w:val="18"/>
+          <w:lang w:eastAsia="es-AR"/>
+        </w:rPr>
+        <w:t>[</w:t>
+      </w:r>
+      <w:proofErr w:type="spellStart"/>
+      <w:r>
+        <w:rPr>
+          <w:rFonts w:ascii="Cascadia Mono" w:eastAsia="Times New Roman" w:hAnsi="Cascadia Mono" w:cs="Courier New"/>
+          <w:color w:val="2B91AF"/>
+          <w:sz w:val="18"/>
+          <w:szCs w:val="18"/>
+          <w:lang w:eastAsia="es-AR"/>
+        </w:rPr>
+        <w:t>Authorize</w:t>
+      </w:r>
+      <w:proofErr w:type="spellEnd"/>
+      <w:r>
+        <w:rPr>
+          <w:rFonts w:ascii="Cascadia Mono" w:eastAsia="Times New Roman" w:hAnsi="Cascadia Mono" w:cs="Courier New"/>
+          <w:color w:val="000000"/>
+          <w:sz w:val="18"/>
+          <w:szCs w:val="18"/>
+          <w:lang w:eastAsia="es-AR"/>
+        </w:rPr>
+        <w:t>]</w:t>
+      </w:r>
+      <w:r>
+        <w:rPr>
+          <w:rFonts w:ascii="Cascadia Mono" w:eastAsia="Times New Roman" w:hAnsi="Cascadia Mono" w:cs="Courier New"/>
+          <w:color w:val="000000"/>
+          <w:sz w:val="18"/>
+          <w:szCs w:val="18"/>
+          <w:lang w:eastAsia="es-AR"/>
+        </w:rPr>
+        <w:t xml:space="preserve"> </w:t>
+      </w:r>
       <w:r>
         <w:rPr>
           <w:bCs/>
@@ -1166,10 +1511,6 @@
         <w:t xml:space="preserve">GET api/Grupo </w:t>
       </w:r>
       <w:r>
-        <w:rPr>
-          <w:bCs/>
-          <w:sz w:val="24"/>
-        </w:rPr>
         <w:sym w:font="Wingdings" w:char="F0E0"/>
       </w:r>
       <w:r>
@@ -1179,12 +1520,66 @@
         </w:rPr>
         <w:t xml:space="preserve"> RES: </w:t>
       </w:r>
-      <w:r>
-        <w:rPr>
-          <w:bCs/>
-          <w:sz w:val="24"/>
-        </w:rPr>
-        <w:t>IEnumerable&lt;GrupoDto&gt;</w:t>
+      <w:proofErr w:type="spellStart"/>
+      <w:r>
+        <w:rPr>
+          <w:bCs/>
+          <w:sz w:val="24"/>
+        </w:rPr>
+        <w:t>IEnumerable</w:t>
+      </w:r>
+      <w:proofErr w:type="spellEnd"/>
+      <w:r>
+        <w:rPr>
+          <w:bCs/>
+          <w:sz w:val="24"/>
+        </w:rPr>
+        <w:t>&lt;</w:t>
+      </w:r>
+      <w:proofErr w:type="spellStart"/>
+      <w:r>
+        <w:rPr>
+          <w:bCs/>
+          <w:sz w:val="24"/>
+        </w:rPr>
+        <w:t>GrupoDto</w:t>
+      </w:r>
+      <w:proofErr w:type="spellEnd"/>
+      <w:r>
+        <w:rPr>
+          <w:bCs/>
+          <w:sz w:val="24"/>
+        </w:rPr>
+        <w:t xml:space="preserve">&gt; </w:t>
+      </w:r>
+      <w:r>
+        <w:sym w:font="Wingdings" w:char="F0E0"/>
+      </w:r>
+      <w:r>
+        <w:rPr>
+          <w:bCs/>
+          <w:sz w:val="24"/>
+        </w:rPr>
+        <w:t xml:space="preserve"> Front: Mostrar los grupos para </w:t>
+      </w:r>
+      <w:proofErr w:type="gramStart"/>
+      <w:r>
+        <w:rPr>
+          <w:bCs/>
+          <w:sz w:val="24"/>
+        </w:rPr>
+        <w:t>Responsables</w:t>
+      </w:r>
+      <w:proofErr w:type="gramEnd"/>
+      <w:r>
+        <w:rPr>
+          <w:bCs/>
+          <w:sz w:val="24"/>
+        </w:rPr>
+        <w:t xml:space="preserve"> (No Grupo SOCIO) en una grilla </w:t>
+      </w:r>
+      <w:r>
+        <w:sym w:font="Wingdings" w:char="F0E0"/>
       </w:r>
       <w:r>
         <w:rPr>
@@ -1198,28 +1593,7 @@
           <w:bCs/>
           <w:sz w:val="24"/>
         </w:rPr>
-        <w:sym w:font="Wingdings" w:char="F0E0"/>
-      </w:r>
-      <w:r>
-        <w:rPr>
-          <w:bCs/>
-          <w:sz w:val="24"/>
-        </w:rPr>
-        <w:t xml:space="preserve"> Front: </w:t>
-      </w:r>
-      <w:r>
-        <w:rPr>
-          <w:bCs/>
-          <w:sz w:val="24"/>
-        </w:rPr>
-        <w:t xml:space="preserve">Mostrar los grupos para Responsables (No Grupo SOCIO) en una grilla </w:t>
-      </w:r>
-      <w:r>
-        <w:rPr>
-          <w:bCs/>
-          <w:sz w:val="24"/>
-        </w:rPr>
-        <w:sym w:font="Wingdings" w:char="F0E0"/>
+        <w:t>Usuario:</w:t>
       </w:r>
       <w:r>
         <w:rPr>
@@ -1233,7 +1607,21 @@
           <w:bCs/>
           <w:sz w:val="24"/>
         </w:rPr>
-        <w:t>Usuario:</w:t>
+        <w:t>S</w:t>
+      </w:r>
+      <w:r>
+        <w:rPr>
+          <w:bCs/>
+          <w:sz w:val="24"/>
+        </w:rPr>
+        <w:t>elecciona un</w:t>
+      </w:r>
+      <w:r>
+        <w:rPr>
+          <w:bCs/>
+          <w:sz w:val="24"/>
+        </w:rPr>
+        <w:t xml:space="preserve"> grupo</w:t>
       </w:r>
       <w:r>
         <w:rPr>
@@ -1247,36 +1635,25 @@
           <w:bCs/>
           <w:sz w:val="24"/>
         </w:rPr>
-        <w:t>S</w:t>
-      </w:r>
-      <w:r>
-        <w:rPr>
-          <w:bCs/>
-          <w:sz w:val="24"/>
-        </w:rPr>
-        <w:t>elecciona un</w:t>
-      </w:r>
-      <w:r>
-        <w:rPr>
-          <w:bCs/>
-          <w:sz w:val="24"/>
-        </w:rPr>
-        <w:t xml:space="preserve"> grupo</w:t>
-      </w:r>
-      <w:r>
-        <w:rPr>
-          <w:bCs/>
-          <w:sz w:val="24"/>
-        </w:rPr>
-        <w:t xml:space="preserve"> </w:t>
-      </w:r>
-      <w:r>
-        <w:rPr>
-          <w:bCs/>
-          <w:sz w:val="24"/>
-        </w:rPr>
-        <w:t xml:space="preserve">y asi son su </w:t>
-      </w:r>
+        <w:t xml:space="preserve">y </w:t>
+      </w:r>
+      <w:proofErr w:type="spellStart"/>
+      <w:r>
+        <w:rPr>
+          <w:bCs/>
+          <w:sz w:val="24"/>
+        </w:rPr>
+        <w:t>asi</w:t>
+      </w:r>
+      <w:proofErr w:type="spellEnd"/>
+      <w:r>
+        <w:rPr>
+          <w:bCs/>
+          <w:sz w:val="24"/>
+        </w:rPr>
+        <w:t xml:space="preserve"> son su </w:t>
+      </w:r>
+      <w:proofErr w:type="spellStart"/>
       <w:r>
         <w:rPr>
           <w:bCs/>
@@ -1285,6 +1662,7 @@
         </w:rPr>
         <w:t>IdGrupo</w:t>
       </w:r>
+      <w:proofErr w:type="spellEnd"/>
       <w:r>
         <w:rPr>
           <w:bCs/>
@@ -1376,6 +1754,7 @@
         </w:rPr>
         <w:t xml:space="preserve"> REQ: </w:t>
       </w:r>
+      <w:proofErr w:type="spellStart"/>
       <w:r>
         <w:rPr>
           <w:bCs/>
@@ -1388,14 +1767,38 @@
           <w:bCs/>
           <w:sz w:val="24"/>
         </w:rPr>
-        <w:t>o,</w:t>
-      </w:r>
-      <w:r>
-        <w:rPr>
-          <w:bCs/>
-          <w:sz w:val="24"/>
-        </w:rPr>
-        <w:t xml:space="preserve"> RES: GrupoDto -&gt; Front:</w:t>
+        <w:t>o</w:t>
+      </w:r>
+      <w:proofErr w:type="spellEnd"/>
+      <w:r>
+        <w:rPr>
+          <w:bCs/>
+          <w:sz w:val="24"/>
+        </w:rPr>
+        <w:t>,</w:t>
+      </w:r>
+      <w:r>
+        <w:rPr>
+          <w:bCs/>
+          <w:sz w:val="24"/>
+        </w:rPr>
+        <w:t xml:space="preserve"> RES: </w:t>
+      </w:r>
+      <w:proofErr w:type="spellStart"/>
+      <w:r>
+        <w:rPr>
+          <w:bCs/>
+          <w:sz w:val="24"/>
+        </w:rPr>
+        <w:t>GrupoDto</w:t>
+      </w:r>
+      <w:proofErr w:type="spellEnd"/>
+      <w:r>
+        <w:rPr>
+          <w:bCs/>
+          <w:sz w:val="24"/>
+        </w:rPr>
+        <w:t xml:space="preserve"> -&gt; Front:</w:t>
       </w:r>
       <w:r>
         <w:rPr>
@@ -1437,7 +1840,23 @@
           <w:bCs/>
           <w:sz w:val="24"/>
         </w:rPr>
-        <w:t xml:space="preserve"> un grupo, con checkboxes para actualizar </w:t>
+        <w:t xml:space="preserve"> un grupo, con </w:t>
+      </w:r>
+      <w:proofErr w:type="spellStart"/>
+      <w:r>
+        <w:rPr>
+          <w:bCs/>
+          <w:sz w:val="24"/>
+        </w:rPr>
+        <w:t>checkboxes</w:t>
+      </w:r>
+      <w:proofErr w:type="spellEnd"/>
+      <w:r>
+        <w:rPr>
+          <w:bCs/>
+          <w:sz w:val="24"/>
+        </w:rPr>
+        <w:t xml:space="preserve"> para actualizar </w:t>
       </w:r>
       <w:r>
         <w:rPr>
@@ -1465,7 +1884,23 @@
           <w:bCs/>
           <w:sz w:val="24"/>
         </w:rPr>
-        <w:t xml:space="preserve"> Policy: EditarGrupo. </w:t>
+        <w:t xml:space="preserve"> Policy: </w:t>
+      </w:r>
+      <w:proofErr w:type="spellStart"/>
+      <w:r>
+        <w:rPr>
+          <w:bCs/>
+          <w:sz w:val="24"/>
+        </w:rPr>
+        <w:t>EditarGrupo</w:t>
+      </w:r>
+      <w:proofErr w:type="spellEnd"/>
+      <w:r>
+        <w:rPr>
+          <w:bCs/>
+          <w:sz w:val="24"/>
+        </w:rPr>
+        <w:t xml:space="preserve">. </w:t>
       </w:r>
     </w:p>
     <w:p>
@@ -1514,7 +1949,23 @@
           <w:bCs/>
           <w:sz w:val="24"/>
         </w:rPr>
-        <w:t xml:space="preserve"> RES: GrupoDto -&gt; Front: Botón</w:t>
+        <w:t xml:space="preserve"> RES: </w:t>
+      </w:r>
+      <w:proofErr w:type="spellStart"/>
+      <w:r>
+        <w:rPr>
+          <w:bCs/>
+          <w:sz w:val="24"/>
+        </w:rPr>
+        <w:t>GrupoDto</w:t>
+      </w:r>
+      <w:proofErr w:type="spellEnd"/>
+      <w:r>
+        <w:rPr>
+          <w:bCs/>
+          <w:sz w:val="24"/>
+        </w:rPr>
+        <w:t xml:space="preserve"> -&gt; Front: Botón</w:t>
       </w:r>
       <w:r>
         <w:rPr>
@@ -1615,7 +2066,21 @@
         <w:rPr>
           <w:sz w:val="24"/>
         </w:rPr>
-        <w:t xml:space="preserve">se elimina del grid y se </w:t>
+        <w:t xml:space="preserve">se elimina del </w:t>
+      </w:r>
+      <w:proofErr w:type="spellStart"/>
+      <w:r>
+        <w:rPr>
+          <w:sz w:val="24"/>
+        </w:rPr>
+        <w:t>grid</w:t>
+      </w:r>
+      <w:proofErr w:type="spellEnd"/>
+      <w:r>
+        <w:rPr>
+          <w:sz w:val="24"/>
+        </w:rPr>
+        <w:t xml:space="preserve"> y se </w:t>
       </w:r>
       <w:r>
         <w:rPr>
@@ -1642,7 +2107,23 @@
           <w:bCs/>
           <w:sz w:val="24"/>
         </w:rPr>
-        <w:t xml:space="preserve"> Policy: EliminarGrupo. </w:t>
+        <w:t xml:space="preserve"> Policy: </w:t>
+      </w:r>
+      <w:proofErr w:type="spellStart"/>
+      <w:r>
+        <w:rPr>
+          <w:bCs/>
+          <w:sz w:val="24"/>
+        </w:rPr>
+        <w:t>EliminarGrupo</w:t>
+      </w:r>
+      <w:proofErr w:type="spellEnd"/>
+      <w:r>
+        <w:rPr>
+          <w:bCs/>
+          <w:sz w:val="24"/>
+        </w:rPr>
+        <w:t xml:space="preserve">. </w:t>
       </w:r>
     </w:p>
     <w:sectPr>
